--- a/Cover_Letters/Shinoy_Swisscom_DevOps_Engineer_Cover_Letter.docx
+++ b/Cover_Letters/Shinoy_Swisscom_DevOps_Engineer_Cover_Letter.docx
@@ -14,7 +14,7 @@
     </w:p>
     <w:p>
       <w:r>
-        <w:t>August 23, 2026</w:t>
+        <w:t>September 03, 2026</w:t>
       </w:r>
     </w:p>
     <w:p>
@@ -25,7 +25,7 @@
     <w:p/>
     <w:p>
       <w:r>
-        <w:t>Hi Hiring Team,</w:t>
+        <w:t>Hi Swisscom Hiring Team,</w:t>
       </w:r>
     </w:p>
     <w:p>
@@ -35,7 +35,7 @@
     </w:p>
     <w:p>
       <w:r>
-        <w:t>At Swisscom, my background in building CI/CD pipelines, managing infrastructure with Terraform and AWS, and working in agile environments aligns well with your team's focus on digitalization and high-performance network construction. I have extensive experience collaborating with cross-functional teams to ensure reliable deployments and high application quality.</w:t>
+        <w:t>I was glad to see your opening for a DevOps Engineer with the GAIA team in Rotterdam. In my recent work at Tata Consultancy Services, I gained hands-on experience working with Java, SQL, and AWS to maintain test environments and support continuous integration pipelines. I also utilized tools like Gemini Code Assist to streamline test generation, which matches the innovative approach your team uses for address data management.</w:t>
       </w:r>
     </w:p>
     <w:p>

--- a/Cover_Letters/Shinoy_Swisscom_DevOps_Engineer_Cover_Letter.docx
+++ b/Cover_Letters/Shinoy_Swisscom_DevOps_Engineer_Cover_Letter.docx
@@ -14,7 +14,7 @@
     </w:p>
     <w:p>
       <w:r>
-        <w:t>September 03, 2026</w:t>
+        <w:t>September 13, 2026</w:t>
       </w:r>
     </w:p>
     <w:p>
@@ -35,7 +35,7 @@
     </w:p>
     <w:p>
       <w:r>
-        <w:t>I was glad to see your opening for a DevOps Engineer with the GAIA team in Rotterdam. In my recent work at Tata Consultancy Services, I gained hands-on experience working with Java, SQL, and AWS to maintain test environments and support continuous integration pipelines. I also utilized tools like Gemini Code Assist to streamline test generation, which matches the innovative approach your team uses for address data management.</w:t>
+        <w:t>Your focus on building high-performance solutions for network construction and digital services aligns well with my background in test automation and pipeline management. I have spent years working with Java, Selenium, Playwright, and AWS to support dependable software releases, and I also use Gemini Code Assist to streamline testing workflows.</w:t>
       </w:r>
     </w:p>
     <w:p>

--- a/Cover_Letters/Shinoy_Swisscom_DevOps_Engineer_Cover_Letter.docx
+++ b/Cover_Letters/Shinoy_Swisscom_DevOps_Engineer_Cover_Letter.docx
@@ -14,7 +14,7 @@
     </w:p>
     <w:p>
       <w:r>
-        <w:t>September 13, 2026</w:t>
+        <w:t>October 05, 2026</w:t>
       </w:r>
     </w:p>
     <w:p>
@@ -35,7 +35,7 @@
     </w:p>
     <w:p>
       <w:r>
-        <w:t>Your focus on building high-performance solutions for network construction and digital services aligns well with my background in test automation and pipeline management. I have spent years working with Java, Selenium, Playwright, and AWS to support dependable software releases, and I also use Gemini Code Assist to streamline testing workflows.</w:t>
+        <w:t>Your work in digitalization and network construction caught my attention, especially the focus on automated data exchange and system efficiency. In my recent roles, I have built and maintained automation frameworks using Java, Selenium, and Playwright, while also setting up CI/CD pipelines with AWS and Terraform. I am comfortable working in agile team environments and coordinating with stakeholders to deliver stable software.</w:t>
       </w:r>
     </w:p>
     <w:p>

--- a/Cover_Letters/Shinoy_Swisscom_DevOps_Engineer_Cover_Letter.docx
+++ b/Cover_Letters/Shinoy_Swisscom_DevOps_Engineer_Cover_Letter.docx
@@ -14,7 +14,7 @@
     </w:p>
     <w:p>
       <w:r>
-        <w:t>October 05, 2026</w:t>
+        <w:t>October 18, 2026</w:t>
       </w:r>
     </w:p>
     <w:p>
@@ -35,7 +35,7 @@
     </w:p>
     <w:p>
       <w:r>
-        <w:t>Your work in digitalization and network construction caught my attention, especially the focus on automated data exchange and system efficiency. In my recent roles, I have built and maintained automation frameworks using Java, Selenium, and Playwright, while also setting up CI/CD pipelines with AWS and Terraform. I am comfortable working in agile team environments and coordinating with stakeholders to deliver stable software.</w:t>
+        <w:t>Your focus on running and evolving a mission-critical SIP platform through automation and modern DevOps practices aligns well with my background. In my previous work at Tata Consultancy Services, I frequently built CI/CD pipelines with Jenkins, provisioned environments using Terraform and AWS, and worked extensively within Linux systems. I appreciate the hands-on approach required to maintain high stability and availability for telecom and financial systems.</w:t>
       </w:r>
     </w:p>
     <w:p>
